--- a/docs/Бродячие боссы — промты ChatGPT.docx
+++ b/docs/Бродячие боссы — промты ChatGPT.docx
@@ -18,7 +18,7 @@
       </w:pPr>
       <w:r>
         <w:rPr/>
-        <w:t xml:space="preserve">Четыре исполинские твари бродят по картам глав, встают в стороне от пути отряда и ждут там как особое событие с особой наградой (docs/22). Для каждой: фишка на карте в 4 ракурсах, карта противника, карта награды-Воспоминания. Образцы для ChatGPT — прямо здесь картинками, ссылки ведут к файлам проекта (щелчок по ссылке открывает файл).</w:t>
+        <w:t xml:space="preserve">ВАЖНО: фишка — только тело твари, без земли и подставки (землю даёт карта; у первого комплекта подставки срезаны скриптом tools/clean_wanderer_tokens.py). Четыре исполинские твари бродят по картам глав, встают в стороне от пути отряда и ждут там как особое событие с особой наградой (docs/22). Для каждой: фишка на карте в 4 ракурсах, карта противника, карта награды-Воспоминания. Образцы для ChatGPT — прямо здесь картинками, ссылки ведут к файлам проекта (щелчок по ссылке открывает файл).</w:t>
       </w:r>
     </w:p>
     <w:p>
@@ -583,47 +583,67 @@
           <w:rFonts w:ascii="Consolas" w:hAnsi="Consolas" w:cs="Consolas"/>
           <w:sz w:val="17"/>
         </w:rPr>
-        <w:t xml:space="preserve">Use case: map token for SunLess, a dark-fantasy card game. The token stands on a painted isometric map of small</w:t>
-      </w:r>
-      <w:r>
-        <w:br/>
-      </w:r>
-      <w:r>
-        <w:rPr>
-          <w:rFonts w:ascii="Consolas" w:hAnsi="Consolas" w:cs="Consolas"/>
-          <w:sz w:val="17"/>
-        </w:rPr>
-        <w:t xml:space="preserve">diorama-like places, seen from above at about 35–40 degrees (see the attached map pieces and tokens — match their</w:t>
-      </w:r>
-      <w:r>
-        <w:br/>
-      </w:r>
-      <w:r>
-        <w:rPr>
-          <w:rFonts w:ascii="Consolas" w:hAnsi="Consolas" w:cs="Consolas"/>
-          <w:sz w:val="17"/>
-        </w:rPr>
-        <w:t xml:space="preserve">style, materials, camera and light).</w:t>
-      </w:r>
-      <w:r>
-        <w:br/>
-      </w:r>
-      <w:r>
-        <w:rPr>
-          <w:rFonts w:ascii="Consolas" w:hAnsi="Consolas" w:cs="Consolas"/>
-          <w:sz w:val="17"/>
-        </w:rPr>
-        <w:t xml:space="preserve">SUBJECT: one giant creature (described below) standing on a small irregular patch of its own ground — the patch is part</w:t>
-      </w:r>
-      <w:r>
-        <w:br/>
-      </w:r>
-      <w:r>
-        <w:rPr>
-          <w:rFonts w:ascii="Consolas" w:hAnsi="Consolas" w:cs="Consolas"/>
-          <w:sz w:val="17"/>
-        </w:rPr>
-        <w:t xml:space="preserve">of the token, like a tabletop miniature base.</w:t>
+        <w:t xml:space="preserve">Use case: map token for SunLess, a dark-fantasy card game. The token is placed ON TOP of a painted isometric map</w:t>
+      </w:r>
+      <w:r>
+        <w:br/>
+      </w:r>
+      <w:r>
+        <w:rPr>
+          <w:rFonts w:ascii="Consolas" w:hAnsi="Consolas" w:cs="Consolas"/>
+          <w:sz w:val="17"/>
+        </w:rPr>
+        <w:t xml:space="preserve">of small diorama-like places, seen from above at about 35–40 degrees (see the attached map pieces and tokens — match</w:t>
+      </w:r>
+      <w:r>
+        <w:br/>
+      </w:r>
+      <w:r>
+        <w:rPr>
+          <w:rFonts w:ascii="Consolas" w:hAnsi="Consolas" w:cs="Consolas"/>
+          <w:sz w:val="17"/>
+        </w:rPr>
+        <w:t xml:space="preserve">their style, camera and light). The map itself is the ground under the creature.</w:t>
+      </w:r>
+      <w:r>
+        <w:br/>
+      </w:r>
+      <w:r>
+        <w:rPr>
+          <w:rFonts w:ascii="Consolas" w:hAnsi="Consolas" w:cs="Consolas"/>
+          <w:sz w:val="17"/>
+        </w:rPr>
+        <w:t xml:space="preserve">SUBJECT: ONLY the creature itself (described below). NO ground, NO base, NO platform, NO patch of sand / ash / stones /</w:t>
+      </w:r>
+      <w:r>
+        <w:br/>
+      </w:r>
+      <w:r>
+        <w:rPr>
+          <w:rFonts w:ascii="Consolas" w:hAnsi="Consolas" w:cs="Consolas"/>
+          <w:sz w:val="17"/>
+        </w:rPr>
+        <w:t xml:space="preserve">cobbles / asphalt / rubble / water under it, no scenery pieces around it — the creature stands on nothing, on a fully</w:t>
+      </w:r>
+      <w:r>
+        <w:br/>
+      </w:r>
+      <w:r>
+        <w:rPr>
+          <w:rFonts w:ascii="Consolas" w:hAnsi="Consolas" w:cs="Consolas"/>
+          <w:sz w:val="17"/>
+        </w:rPr>
+        <w:t xml:space="preserve">transparent background, cut out cleanly along its own silhouette. Allowed under its feet: at most a very soft, faint,</w:t>
+      </w:r>
+      <w:r>
+        <w:br/>
+      </w:r>
+      <w:r>
+        <w:rPr>
+          <w:rFonts w:ascii="Consolas" w:hAnsi="Consolas" w:cs="Consolas"/>
+          <w:sz w:val="17"/>
+        </w:rPr>
+        <w:t xml:space="preserve">small contact shadow (or none) — the game draws the shadow and the ground.</w:t>
       </w:r>
       <w:r>
         <w:br/>
@@ -643,7 +663,7 @@
           <w:rFonts w:ascii="Consolas" w:hAnsi="Consolas" w:cs="Consolas"/>
           <w:sz w:val="17"/>
         </w:rPr>
-        <w:t xml:space="preserve">angles — only the creature (together with its ground patch) is rotated on the spot.</w:t>
+        <w:t xml:space="preserve">angles — only the creature is rotated on the spot.</w:t>
       </w:r>
       <w:r>
         <w:br/>
@@ -663,27 +683,27 @@
           <w:rFonts w:ascii="Consolas" w:hAnsi="Consolas" w:cs="Consolas"/>
           <w:sz w:val="17"/>
         </w:rPr>
-        <w:t xml:space="preserve">fill, contact shadows inside the ground patch; one accent glow (stated below), subtle, readable at 120 px.</w:t>
-      </w:r>
-      <w:r>
-        <w:br/>
-      </w:r>
-      <w:r>
-        <w:rPr>
-          <w:rFonts w:ascii="Consolas" w:hAnsi="Consolas" w:cs="Consolas"/>
-          <w:sz w:val="17"/>
-        </w:rPr>
-        <w:t xml:space="preserve">SCALE AND FRAMING: identical in all four angles — the token is centred, fills about 75% of the frame, the ground patch</w:t>
-      </w:r>
-      <w:r>
-        <w:br/>
-      </w:r>
-      <w:r>
-        <w:rPr>
-          <w:rFonts w:ascii="Consolas" w:hAnsi="Consolas" w:cs="Consolas"/>
-          <w:sz w:val="17"/>
-        </w:rPr>
-        <w:t xml:space="preserve">sits in the lower half, same size every time.</w:t>
+        <w:t xml:space="preserve">fill; one accent glow (stated below), subtle, readable at 120 px.</w:t>
+      </w:r>
+      <w:r>
+        <w:br/>
+      </w:r>
+      <w:r>
+        <w:rPr>
+          <w:rFonts w:ascii="Consolas" w:hAnsi="Consolas" w:cs="Consolas"/>
+          <w:sz w:val="17"/>
+        </w:rPr>
+        <w:t xml:space="preserve">SCALE AND FRAMING: identical in all four angles — the creature is centred, fills about 75% of the frame, its lowest point</w:t>
+      </w:r>
+      <w:r>
+        <w:br/>
+      </w:r>
+      <w:r>
+        <w:rPr>
+          <w:rFonts w:ascii="Consolas" w:hAnsi="Consolas" w:cs="Consolas"/>
+          <w:sz w:val="17"/>
+        </w:rPr>
+        <w:t xml:space="preserve">(feet / coils / legs) at about 85% of the frame height, same size every time.</w:t>
       </w:r>
       <w:r>
         <w:br/>
@@ -713,17 +733,17 @@
           <w:rFonts w:ascii="Consolas" w:hAnsi="Consolas" w:cs="Consolas"/>
           <w:sz w:val="17"/>
         </w:rPr>
-        <w:t xml:space="preserve">OUTPUT: 1024×1024 PNG, TRANSPARENT background (no sky, horizon, frame or vignette); if transparency is impossible — flat</w:t>
-      </w:r>
-      <w:r>
-        <w:br/>
-      </w:r>
-      <w:r>
-        <w:rPr>
-          <w:rFonts w:ascii="Consolas" w:hAnsi="Consolas" w:cs="Consolas"/>
-          <w:sz w:val="17"/>
-        </w:rPr>
-        <w:t xml:space="preserve">solid #FF00FF background. No text, letters, logos, UI, no other creatures.</w:t>
+        <w:t xml:space="preserve">OUTPUT: 1024×1024 PNG, TRANSPARENT background (no sky, horizon, floor, frame or vignette); if transparency is impossible —</w:t>
+      </w:r>
+      <w:r>
+        <w:br/>
+      </w:r>
+      <w:r>
+        <w:rPr>
+          <w:rFonts w:ascii="Consolas" w:hAnsi="Consolas" w:cs="Consolas"/>
+          <w:sz w:val="17"/>
+        </w:rPr>
+        <w:t xml:space="preserve">flat solid #FF00FF background with NO ground and NO shadow. No text, letters, logos, UI, no other creatures.</w:t>
       </w:r>
     </w:p>
     <w:p>
@@ -1060,7 +1080,7 @@
           <w:rFonts w:ascii="Consolas" w:hAnsi="Consolas" w:cs="Consolas"/>
           <w:sz w:val="17"/>
         </w:rPr>
-        <w:t xml:space="preserve">CREATURE: a colossal ancient crimson hermit crab: a towering spiral shell made of broken red coral, bleached bones and clusters of barnacles; heavy spiked claws crusted with barnacles; wet glossy dark-crimson chitin; small stalked eyes. GROUND: a patch of dark wet sand with black pebbles, small tide pools and red coral sprigs. ACCENT GLOW: a dim ember-red glow deep inside the shell opening.</w:t>
+        <w:t xml:space="preserve">CREATURE: a colossal ancient crimson hermit crab: a towering spiral shell made of broken red coral, bleached bones and clusters of barnacles; heavy spiked claws crusted with barnacles; wet glossy dark-crimson chitin; small stalked eyes. ACCENT GLOW: a dim ember-red glow deep inside the shell opening.</w:t>
       </w:r>
       <w:r>
         <w:br/>
@@ -1093,37 +1113,37 @@
           <w:rFonts w:ascii="Consolas" w:hAnsi="Consolas" w:cs="Consolas"/>
           <w:sz w:val="17"/>
         </w:rPr>
-        <w:t xml:space="preserve">Use the previous image as the exact reference for the creature and its ground patch: the same creature (same</w:t>
-      </w:r>
-      <w:r>
-        <w:br/>
-      </w:r>
-      <w:r>
-        <w:rPr>
-          <w:rFonts w:ascii="Consolas" w:hAnsi="Consolas" w:cs="Consolas"/>
-          <w:sz w:val="17"/>
-        </w:rPr>
-        <w:t xml:space="preserve">proportions, colours, materials, damage, accessories), the same ground patch, the same size in the frame, the same</w:t>
-      </w:r>
-      <w:r>
-        <w:br/>
-      </w:r>
-      <w:r>
-        <w:rPr>
-          <w:rFonts w:ascii="Consolas" w:hAnsi="Consolas" w:cs="Consolas"/>
-          <w:sz w:val="17"/>
-        </w:rPr>
-        <w:t xml:space="preserve">camera height and the same light from the upper-left of the image. Rotate ONLY the creature with its ground patch on the</w:t>
-      </w:r>
-      <w:r>
-        <w:br/>
-      </w:r>
-      <w:r>
-        <w:rPr>
-          <w:rFonts w:ascii="Consolas" w:hAnsi="Consolas" w:cs="Consolas"/>
-          <w:sz w:val="17"/>
-        </w:rPr>
-        <w:t xml:space="preserve">spot so that it now faces the LOWER-RIGHT of the frame: three-quarter FRONT view, its head/front toward the viewer and to the right. Nothing else changes.</w:t>
+        <w:t xml:space="preserve">Use the previous image as the exact reference for the creature: the same creature (same proportions, colours,</w:t>
+      </w:r>
+      <w:r>
+        <w:br/>
+      </w:r>
+      <w:r>
+        <w:rPr>
+          <w:rFonts w:ascii="Consolas" w:hAnsi="Consolas" w:cs="Consolas"/>
+          <w:sz w:val="17"/>
+        </w:rPr>
+        <w:t xml:space="preserve">materials, damage, accessories), the same size in the frame, the same camera height and the same light from the</w:t>
+      </w:r>
+      <w:r>
+        <w:br/>
+      </w:r>
+      <w:r>
+        <w:rPr>
+          <w:rFonts w:ascii="Consolas" w:hAnsi="Consolas" w:cs="Consolas"/>
+          <w:sz w:val="17"/>
+        </w:rPr>
+        <w:t xml:space="preserve">upper-left of the image, still with NO ground, NO base and NO platform under it — transparent background. Rotate ONLY</w:t>
+      </w:r>
+      <w:r>
+        <w:br/>
+      </w:r>
+      <w:r>
+        <w:rPr>
+          <w:rFonts w:ascii="Consolas" w:hAnsi="Consolas" w:cs="Consolas"/>
+          <w:sz w:val="17"/>
+        </w:rPr>
+        <w:t xml:space="preserve">the creature on the spot so that it now faces the LOWER-RIGHT of the frame: three-quarter FRONT view, its head/front toward the viewer and to the right. Nothing else changes.</w:t>
       </w:r>
     </w:p>
     <w:p>
@@ -1146,37 +1166,37 @@
           <w:rFonts w:ascii="Consolas" w:hAnsi="Consolas" w:cs="Consolas"/>
           <w:sz w:val="17"/>
         </w:rPr>
-        <w:t xml:space="preserve">Use the previous image as the exact reference for the creature and its ground patch: the same creature (same</w:t>
-      </w:r>
-      <w:r>
-        <w:br/>
-      </w:r>
-      <w:r>
-        <w:rPr>
-          <w:rFonts w:ascii="Consolas" w:hAnsi="Consolas" w:cs="Consolas"/>
-          <w:sz w:val="17"/>
-        </w:rPr>
-        <w:t xml:space="preserve">proportions, colours, materials, damage, accessories), the same ground patch, the same size in the frame, the same</w:t>
-      </w:r>
-      <w:r>
-        <w:br/>
-      </w:r>
-      <w:r>
-        <w:rPr>
-          <w:rFonts w:ascii="Consolas" w:hAnsi="Consolas" w:cs="Consolas"/>
-          <w:sz w:val="17"/>
-        </w:rPr>
-        <w:t xml:space="preserve">camera height and the same light from the upper-left of the image. Rotate ONLY the creature with its ground patch on the</w:t>
-      </w:r>
-      <w:r>
-        <w:br/>
-      </w:r>
-      <w:r>
-        <w:rPr>
-          <w:rFonts w:ascii="Consolas" w:hAnsi="Consolas" w:cs="Consolas"/>
-          <w:sz w:val="17"/>
-        </w:rPr>
-        <w:t xml:space="preserve">spot so that it now faces the UPPER-RIGHT of the frame: three-quarter BACK view, we see its back/shell and the back of the head, it walks away to the right. Nothing else changes.</w:t>
+        <w:t xml:space="preserve">Use the previous image as the exact reference for the creature: the same creature (same proportions, colours,</w:t>
+      </w:r>
+      <w:r>
+        <w:br/>
+      </w:r>
+      <w:r>
+        <w:rPr>
+          <w:rFonts w:ascii="Consolas" w:hAnsi="Consolas" w:cs="Consolas"/>
+          <w:sz w:val="17"/>
+        </w:rPr>
+        <w:t xml:space="preserve">materials, damage, accessories), the same size in the frame, the same camera height and the same light from the</w:t>
+      </w:r>
+      <w:r>
+        <w:br/>
+      </w:r>
+      <w:r>
+        <w:rPr>
+          <w:rFonts w:ascii="Consolas" w:hAnsi="Consolas" w:cs="Consolas"/>
+          <w:sz w:val="17"/>
+        </w:rPr>
+        <w:t xml:space="preserve">upper-left of the image, still with NO ground, NO base and NO platform under it — transparent background. Rotate ONLY</w:t>
+      </w:r>
+      <w:r>
+        <w:br/>
+      </w:r>
+      <w:r>
+        <w:rPr>
+          <w:rFonts w:ascii="Consolas" w:hAnsi="Consolas" w:cs="Consolas"/>
+          <w:sz w:val="17"/>
+        </w:rPr>
+        <w:t xml:space="preserve">the creature on the spot so that it now faces the UPPER-RIGHT of the frame: three-quarter BACK view, we see its back/shell and the back of the head, it walks away to the right. Nothing else changes.</w:t>
       </w:r>
     </w:p>
     <w:p>
@@ -1199,37 +1219,37 @@
           <w:rFonts w:ascii="Consolas" w:hAnsi="Consolas" w:cs="Consolas"/>
           <w:sz w:val="17"/>
         </w:rPr>
-        <w:t xml:space="preserve">Use the previous image as the exact reference for the creature and its ground patch: the same creature (same</w:t>
-      </w:r>
-      <w:r>
-        <w:br/>
-      </w:r>
-      <w:r>
-        <w:rPr>
-          <w:rFonts w:ascii="Consolas" w:hAnsi="Consolas" w:cs="Consolas"/>
-          <w:sz w:val="17"/>
-        </w:rPr>
-        <w:t xml:space="preserve">proportions, colours, materials, damage, accessories), the same ground patch, the same size in the frame, the same</w:t>
-      </w:r>
-      <w:r>
-        <w:br/>
-      </w:r>
-      <w:r>
-        <w:rPr>
-          <w:rFonts w:ascii="Consolas" w:hAnsi="Consolas" w:cs="Consolas"/>
-          <w:sz w:val="17"/>
-        </w:rPr>
-        <w:t xml:space="preserve">camera height and the same light from the upper-left of the image. Rotate ONLY the creature with its ground patch on the</w:t>
-      </w:r>
-      <w:r>
-        <w:br/>
-      </w:r>
-      <w:r>
-        <w:rPr>
-          <w:rFonts w:ascii="Consolas" w:hAnsi="Consolas" w:cs="Consolas"/>
-          <w:sz w:val="17"/>
-        </w:rPr>
-        <w:t xml:space="preserve">spot so that it now faces the UPPER-LEFT of the frame: three-quarter BACK view, we see its back/shell and the back of the head, it walks away to the left. Nothing else changes.</w:t>
+        <w:t xml:space="preserve">Use the previous image as the exact reference for the creature: the same creature (same proportions, colours,</w:t>
+      </w:r>
+      <w:r>
+        <w:br/>
+      </w:r>
+      <w:r>
+        <w:rPr>
+          <w:rFonts w:ascii="Consolas" w:hAnsi="Consolas" w:cs="Consolas"/>
+          <w:sz w:val="17"/>
+        </w:rPr>
+        <w:t xml:space="preserve">materials, damage, accessories), the same size in the frame, the same camera height and the same light from the</w:t>
+      </w:r>
+      <w:r>
+        <w:br/>
+      </w:r>
+      <w:r>
+        <w:rPr>
+          <w:rFonts w:ascii="Consolas" w:hAnsi="Consolas" w:cs="Consolas"/>
+          <w:sz w:val="17"/>
+        </w:rPr>
+        <w:t xml:space="preserve">upper-left of the image, still with NO ground, NO base and NO platform under it — transparent background. Rotate ONLY</w:t>
+      </w:r>
+      <w:r>
+        <w:br/>
+      </w:r>
+      <w:r>
+        <w:rPr>
+          <w:rFonts w:ascii="Consolas" w:hAnsi="Consolas" w:cs="Consolas"/>
+          <w:sz w:val="17"/>
+        </w:rPr>
+        <w:t xml:space="preserve">the creature on the spot so that it now faces the UPPER-LEFT of the frame: three-quarter BACK view, we see its back/shell and the back of the head, it walks away to the left. Nothing else changes.</w:t>
       </w:r>
     </w:p>
     <w:p>
@@ -1252,7 +1272,7 @@
           <w:rFonts w:ascii="Consolas" w:hAnsi="Consolas" w:cs="Consolas"/>
           <w:sz w:val="17"/>
         </w:rPr>
-        <w:t xml:space="preserve">CREATURE: a colossal ancient crimson hermit crab: a towering spiral shell made of broken red coral, bleached bones and clusters of barnacles; heavy spiked claws crusted with barnacles; wet glossy dark-crimson chitin; small stalked eyes. GROUND: a patch of dark wet sand with black pebbles, small tide pools and red coral sprigs. ACCENT GLOW: a dim ember-red glow deep inside the shell opening.</w:t>
+        <w:t xml:space="preserve">CREATURE: a colossal ancient crimson hermit crab: a towering spiral shell made of broken red coral, bleached bones and clusters of barnacles; heavy spiked claws crusted with barnacles; wet glossy dark-crimson chitin; small stalked eyes. ACCENT GLOW: a dim ember-red glow deep inside the shell opening.</w:t>
       </w:r>
       <w:r>
         <w:br/>
@@ -1282,17 +1302,27 @@
           <w:rFonts w:ascii="Consolas" w:hAnsi="Consolas" w:cs="Consolas"/>
           <w:sz w:val="17"/>
         </w:rPr>
-        <w:t xml:space="preserve">upper-right facing (back view), bottom-left — upper-left facing (back view). Same creature, same ground patch, same scale,</w:t>
-      </w:r>
-      <w:r>
-        <w:br/>
-      </w:r>
-      <w:r>
-        <w:rPr>
-          <w:rFonts w:ascii="Consolas" w:hAnsi="Consolas" w:cs="Consolas"/>
-          <w:sz w:val="17"/>
-        </w:rPr>
-        <w:t xml:space="preserve">same camera, light always from the upper-left. No grid lines, no labels.</w:t>
+        <w:t xml:space="preserve">upper-right facing (back view), bottom-left — upper-left facing (back view). Same creature, same scale, same camera,</w:t>
+      </w:r>
+      <w:r>
+        <w:br/>
+      </w:r>
+      <w:r>
+        <w:rPr>
+          <w:rFonts w:ascii="Consolas" w:hAnsi="Consolas" w:cs="Consolas"/>
+          <w:sz w:val="17"/>
+        </w:rPr>
+        <w:t xml:space="preserve">light always from the upper-left. ONLY the creature in every cell — NO ground, NO base, NO platform under it.</w:t>
+      </w:r>
+      <w:r>
+        <w:br/>
+      </w:r>
+      <w:r>
+        <w:rPr>
+          <w:rFonts w:ascii="Consolas" w:hAnsi="Consolas" w:cs="Consolas"/>
+          <w:sz w:val="17"/>
+        </w:rPr>
+        <w:t xml:space="preserve">No grid lines, no labels.</w:t>
       </w:r>
     </w:p>
     <w:p>
@@ -2112,7 +2142,7 @@
           <w:rFonts w:ascii="Consolas" w:hAnsi="Consolas" w:cs="Consolas"/>
           <w:sz w:val="17"/>
         </w:rPr>
-        <w:t xml:space="preserve">CREATURE: a colossal serpent emerging from ash: the head and two coils of its body rise above a patch of grey ash, the rest disappears under it; armour of charcoal-black scales with smouldering orange edges, a heavy bony horned head, ash pouring off it. GROUND: a patch of grey ash dune with half-buried bones and small smoking cracks. ACCENT GLOW: smouldering orange light in the seams between scales and in the eyes.</w:t>
+        <w:t xml:space="preserve">CREATURE: a colossal serpent emerging from ash: the head and two coils of its body rise above a patch of grey ash, the rest disappears under it; armour of charcoal-black scales with smouldering orange edges, a heavy bony horned head, ash pouring off it. ACCENT GLOW: smouldering orange light in the seams between scales and in the eyes.</w:t>
       </w:r>
       <w:r>
         <w:br/>
@@ -2145,37 +2175,37 @@
           <w:rFonts w:ascii="Consolas" w:hAnsi="Consolas" w:cs="Consolas"/>
           <w:sz w:val="17"/>
         </w:rPr>
-        <w:t xml:space="preserve">Use the previous image as the exact reference for the creature and its ground patch: the same creature (same</w:t>
-      </w:r>
-      <w:r>
-        <w:br/>
-      </w:r>
-      <w:r>
-        <w:rPr>
-          <w:rFonts w:ascii="Consolas" w:hAnsi="Consolas" w:cs="Consolas"/>
-          <w:sz w:val="17"/>
-        </w:rPr>
-        <w:t xml:space="preserve">proportions, colours, materials, damage, accessories), the same ground patch, the same size in the frame, the same</w:t>
-      </w:r>
-      <w:r>
-        <w:br/>
-      </w:r>
-      <w:r>
-        <w:rPr>
-          <w:rFonts w:ascii="Consolas" w:hAnsi="Consolas" w:cs="Consolas"/>
-          <w:sz w:val="17"/>
-        </w:rPr>
-        <w:t xml:space="preserve">camera height and the same light from the upper-left of the image. Rotate ONLY the creature with its ground patch on the</w:t>
-      </w:r>
-      <w:r>
-        <w:br/>
-      </w:r>
-      <w:r>
-        <w:rPr>
-          <w:rFonts w:ascii="Consolas" w:hAnsi="Consolas" w:cs="Consolas"/>
-          <w:sz w:val="17"/>
-        </w:rPr>
-        <w:t xml:space="preserve">spot so that it now faces the LOWER-RIGHT of the frame: three-quarter FRONT view, its head/front toward the viewer and to the right. Nothing else changes.</w:t>
+        <w:t xml:space="preserve">Use the previous image as the exact reference for the creature: the same creature (same proportions, colours,</w:t>
+      </w:r>
+      <w:r>
+        <w:br/>
+      </w:r>
+      <w:r>
+        <w:rPr>
+          <w:rFonts w:ascii="Consolas" w:hAnsi="Consolas" w:cs="Consolas"/>
+          <w:sz w:val="17"/>
+        </w:rPr>
+        <w:t xml:space="preserve">materials, damage, accessories), the same size in the frame, the same camera height and the same light from the</w:t>
+      </w:r>
+      <w:r>
+        <w:br/>
+      </w:r>
+      <w:r>
+        <w:rPr>
+          <w:rFonts w:ascii="Consolas" w:hAnsi="Consolas" w:cs="Consolas"/>
+          <w:sz w:val="17"/>
+        </w:rPr>
+        <w:t xml:space="preserve">upper-left of the image, still with NO ground, NO base and NO platform under it — transparent background. Rotate ONLY</w:t>
+      </w:r>
+      <w:r>
+        <w:br/>
+      </w:r>
+      <w:r>
+        <w:rPr>
+          <w:rFonts w:ascii="Consolas" w:hAnsi="Consolas" w:cs="Consolas"/>
+          <w:sz w:val="17"/>
+        </w:rPr>
+        <w:t xml:space="preserve">the creature on the spot so that it now faces the LOWER-RIGHT of the frame: three-quarter FRONT view, its head/front toward the viewer and to the right. Nothing else changes.</w:t>
       </w:r>
     </w:p>
     <w:p>
@@ -2198,37 +2228,37 @@
           <w:rFonts w:ascii="Consolas" w:hAnsi="Consolas" w:cs="Consolas"/>
           <w:sz w:val="17"/>
         </w:rPr>
-        <w:t xml:space="preserve">Use the previous image as the exact reference for the creature and its ground patch: the same creature (same</w:t>
-      </w:r>
-      <w:r>
-        <w:br/>
-      </w:r>
-      <w:r>
-        <w:rPr>
-          <w:rFonts w:ascii="Consolas" w:hAnsi="Consolas" w:cs="Consolas"/>
-          <w:sz w:val="17"/>
-        </w:rPr>
-        <w:t xml:space="preserve">proportions, colours, materials, damage, accessories), the same ground patch, the same size in the frame, the same</w:t>
-      </w:r>
-      <w:r>
-        <w:br/>
-      </w:r>
-      <w:r>
-        <w:rPr>
-          <w:rFonts w:ascii="Consolas" w:hAnsi="Consolas" w:cs="Consolas"/>
-          <w:sz w:val="17"/>
-        </w:rPr>
-        <w:t xml:space="preserve">camera height and the same light from the upper-left of the image. Rotate ONLY the creature with its ground patch on the</w:t>
-      </w:r>
-      <w:r>
-        <w:br/>
-      </w:r>
-      <w:r>
-        <w:rPr>
-          <w:rFonts w:ascii="Consolas" w:hAnsi="Consolas" w:cs="Consolas"/>
-          <w:sz w:val="17"/>
-        </w:rPr>
-        <w:t xml:space="preserve">spot so that it now faces the UPPER-RIGHT of the frame: three-quarter BACK view, we see its back/shell and the back of the head, it walks away to the right. Nothing else changes.</w:t>
+        <w:t xml:space="preserve">Use the previous image as the exact reference for the creature: the same creature (same proportions, colours,</w:t>
+      </w:r>
+      <w:r>
+        <w:br/>
+      </w:r>
+      <w:r>
+        <w:rPr>
+          <w:rFonts w:ascii="Consolas" w:hAnsi="Consolas" w:cs="Consolas"/>
+          <w:sz w:val="17"/>
+        </w:rPr>
+        <w:t xml:space="preserve">materials, damage, accessories), the same size in the frame, the same camera height and the same light from the</w:t>
+      </w:r>
+      <w:r>
+        <w:br/>
+      </w:r>
+      <w:r>
+        <w:rPr>
+          <w:rFonts w:ascii="Consolas" w:hAnsi="Consolas" w:cs="Consolas"/>
+          <w:sz w:val="17"/>
+        </w:rPr>
+        <w:t xml:space="preserve">upper-left of the image, still with NO ground, NO base and NO platform under it — transparent background. Rotate ONLY</w:t>
+      </w:r>
+      <w:r>
+        <w:br/>
+      </w:r>
+      <w:r>
+        <w:rPr>
+          <w:rFonts w:ascii="Consolas" w:hAnsi="Consolas" w:cs="Consolas"/>
+          <w:sz w:val="17"/>
+        </w:rPr>
+        <w:t xml:space="preserve">the creature on the spot so that it now faces the UPPER-RIGHT of the frame: three-quarter BACK view, we see its back/shell and the back of the head, it walks away to the right. Nothing else changes.</w:t>
       </w:r>
     </w:p>
     <w:p>
@@ -2251,37 +2281,37 @@
           <w:rFonts w:ascii="Consolas" w:hAnsi="Consolas" w:cs="Consolas"/>
           <w:sz w:val="17"/>
         </w:rPr>
-        <w:t xml:space="preserve">Use the previous image as the exact reference for the creature and its ground patch: the same creature (same</w:t>
-      </w:r>
-      <w:r>
-        <w:br/>
-      </w:r>
-      <w:r>
-        <w:rPr>
-          <w:rFonts w:ascii="Consolas" w:hAnsi="Consolas" w:cs="Consolas"/>
-          <w:sz w:val="17"/>
-        </w:rPr>
-        <w:t xml:space="preserve">proportions, colours, materials, damage, accessories), the same ground patch, the same size in the frame, the same</w:t>
-      </w:r>
-      <w:r>
-        <w:br/>
-      </w:r>
-      <w:r>
-        <w:rPr>
-          <w:rFonts w:ascii="Consolas" w:hAnsi="Consolas" w:cs="Consolas"/>
-          <w:sz w:val="17"/>
-        </w:rPr>
-        <w:t xml:space="preserve">camera height and the same light from the upper-left of the image. Rotate ONLY the creature with its ground patch on the</w:t>
-      </w:r>
-      <w:r>
-        <w:br/>
-      </w:r>
-      <w:r>
-        <w:rPr>
-          <w:rFonts w:ascii="Consolas" w:hAnsi="Consolas" w:cs="Consolas"/>
-          <w:sz w:val="17"/>
-        </w:rPr>
-        <w:t xml:space="preserve">spot so that it now faces the UPPER-LEFT of the frame: three-quarter BACK view, we see its back/shell and the back of the head, it walks away to the left. Nothing else changes.</w:t>
+        <w:t xml:space="preserve">Use the previous image as the exact reference for the creature: the same creature (same proportions, colours,</w:t>
+      </w:r>
+      <w:r>
+        <w:br/>
+      </w:r>
+      <w:r>
+        <w:rPr>
+          <w:rFonts w:ascii="Consolas" w:hAnsi="Consolas" w:cs="Consolas"/>
+          <w:sz w:val="17"/>
+        </w:rPr>
+        <w:t xml:space="preserve">materials, damage, accessories), the same size in the frame, the same camera height and the same light from the</w:t>
+      </w:r>
+      <w:r>
+        <w:br/>
+      </w:r>
+      <w:r>
+        <w:rPr>
+          <w:rFonts w:ascii="Consolas" w:hAnsi="Consolas" w:cs="Consolas"/>
+          <w:sz w:val="17"/>
+        </w:rPr>
+        <w:t xml:space="preserve">upper-left of the image, still with NO ground, NO base and NO platform under it — transparent background. Rotate ONLY</w:t>
+      </w:r>
+      <w:r>
+        <w:br/>
+      </w:r>
+      <w:r>
+        <w:rPr>
+          <w:rFonts w:ascii="Consolas" w:hAnsi="Consolas" w:cs="Consolas"/>
+          <w:sz w:val="17"/>
+        </w:rPr>
+        <w:t xml:space="preserve">the creature on the spot so that it now faces the UPPER-LEFT of the frame: three-quarter BACK view, we see its back/shell and the back of the head, it walks away to the left. Nothing else changes.</w:t>
       </w:r>
     </w:p>
     <w:p>
@@ -2304,7 +2334,7 @@
           <w:rFonts w:ascii="Consolas" w:hAnsi="Consolas" w:cs="Consolas"/>
           <w:sz w:val="17"/>
         </w:rPr>
-        <w:t xml:space="preserve">CREATURE: a colossal serpent emerging from ash: the head and two coils of its body rise above a patch of grey ash, the rest disappears under it; armour of charcoal-black scales with smouldering orange edges, a heavy bony horned head, ash pouring off it. GROUND: a patch of grey ash dune with half-buried bones and small smoking cracks. ACCENT GLOW: smouldering orange light in the seams between scales and in the eyes.</w:t>
+        <w:t xml:space="preserve">CREATURE: a colossal serpent emerging from ash: the head and two coils of its body rise above a patch of grey ash, the rest disappears under it; armour of charcoal-black scales with smouldering orange edges, a heavy bony horned head, ash pouring off it. ACCENT GLOW: smouldering orange light in the seams between scales and in the eyes.</w:t>
       </w:r>
       <w:r>
         <w:br/>
@@ -2334,17 +2364,27 @@
           <w:rFonts w:ascii="Consolas" w:hAnsi="Consolas" w:cs="Consolas"/>
           <w:sz w:val="17"/>
         </w:rPr>
-        <w:t xml:space="preserve">upper-right facing (back view), bottom-left — upper-left facing (back view). Same creature, same ground patch, same scale,</w:t>
-      </w:r>
-      <w:r>
-        <w:br/>
-      </w:r>
-      <w:r>
-        <w:rPr>
-          <w:rFonts w:ascii="Consolas" w:hAnsi="Consolas" w:cs="Consolas"/>
-          <w:sz w:val="17"/>
-        </w:rPr>
-        <w:t xml:space="preserve">same camera, light always from the upper-left. No grid lines, no labels.</w:t>
+        <w:t xml:space="preserve">upper-right facing (back view), bottom-left — upper-left facing (back view). Same creature, same scale, same camera,</w:t>
+      </w:r>
+      <w:r>
+        <w:br/>
+      </w:r>
+      <w:r>
+        <w:rPr>
+          <w:rFonts w:ascii="Consolas" w:hAnsi="Consolas" w:cs="Consolas"/>
+          <w:sz w:val="17"/>
+        </w:rPr>
+        <w:t xml:space="preserve">light always from the upper-left. ONLY the creature in every cell — NO ground, NO base, NO platform under it.</w:t>
+      </w:r>
+      <w:r>
+        <w:br/>
+      </w:r>
+      <w:r>
+        <w:rPr>
+          <w:rFonts w:ascii="Consolas" w:hAnsi="Consolas" w:cs="Consolas"/>
+          <w:sz w:val="17"/>
+        </w:rPr>
+        <w:t xml:space="preserve">No grid lines, no labels.</w:t>
       </w:r>
     </w:p>
     <w:p>
@@ -3164,7 +3204,7 @@
           <w:rFonts w:ascii="Consolas" w:hAnsi="Consolas" w:cs="Consolas"/>
           <w:sz w:val="17"/>
         </w:rPr>
-        <w:t xml:space="preserve">CREATURE: a very tall gaunt hunter (about three times human height) in a long tattered black cloak, the face hidden by a hood and a cracked bone mask; long thin arms; a cage-lantern on the belt with writhing shadow shapes trapped inside; a coiled net over one shoulder. GROUND: a patch of broken cobblestones with a fallen roof tile and a rusted gate fragment. ACCENT GLOW: cold pale-blue light from the cage-lantern.</w:t>
+        <w:t xml:space="preserve">CREATURE: a very tall gaunt hunter (about three times human height) in a long tattered black cloak, the face hidden by a hood and a cracked bone mask; long thin arms; a cage-lantern on the belt with writhing shadow shapes trapped inside; a coiled net over one shoulder. ACCENT GLOW: cold pale-blue light from the cage-lantern.</w:t>
       </w:r>
       <w:r>
         <w:br/>
@@ -3197,37 +3237,37 @@
           <w:rFonts w:ascii="Consolas" w:hAnsi="Consolas" w:cs="Consolas"/>
           <w:sz w:val="17"/>
         </w:rPr>
-        <w:t xml:space="preserve">Use the previous image as the exact reference for the creature and its ground patch: the same creature (same</w:t>
-      </w:r>
-      <w:r>
-        <w:br/>
-      </w:r>
-      <w:r>
-        <w:rPr>
-          <w:rFonts w:ascii="Consolas" w:hAnsi="Consolas" w:cs="Consolas"/>
-          <w:sz w:val="17"/>
-        </w:rPr>
-        <w:t xml:space="preserve">proportions, colours, materials, damage, accessories), the same ground patch, the same size in the frame, the same</w:t>
-      </w:r>
-      <w:r>
-        <w:br/>
-      </w:r>
-      <w:r>
-        <w:rPr>
-          <w:rFonts w:ascii="Consolas" w:hAnsi="Consolas" w:cs="Consolas"/>
-          <w:sz w:val="17"/>
-        </w:rPr>
-        <w:t xml:space="preserve">camera height and the same light from the upper-left of the image. Rotate ONLY the creature with its ground patch on the</w:t>
-      </w:r>
-      <w:r>
-        <w:br/>
-      </w:r>
-      <w:r>
-        <w:rPr>
-          <w:rFonts w:ascii="Consolas" w:hAnsi="Consolas" w:cs="Consolas"/>
-          <w:sz w:val="17"/>
-        </w:rPr>
-        <w:t xml:space="preserve">spot so that it now faces the LOWER-RIGHT of the frame: three-quarter FRONT view, its head/front toward the viewer and to the right. Nothing else changes.</w:t>
+        <w:t xml:space="preserve">Use the previous image as the exact reference for the creature: the same creature (same proportions, colours,</w:t>
+      </w:r>
+      <w:r>
+        <w:br/>
+      </w:r>
+      <w:r>
+        <w:rPr>
+          <w:rFonts w:ascii="Consolas" w:hAnsi="Consolas" w:cs="Consolas"/>
+          <w:sz w:val="17"/>
+        </w:rPr>
+        <w:t xml:space="preserve">materials, damage, accessories), the same size in the frame, the same camera height and the same light from the</w:t>
+      </w:r>
+      <w:r>
+        <w:br/>
+      </w:r>
+      <w:r>
+        <w:rPr>
+          <w:rFonts w:ascii="Consolas" w:hAnsi="Consolas" w:cs="Consolas"/>
+          <w:sz w:val="17"/>
+        </w:rPr>
+        <w:t xml:space="preserve">upper-left of the image, still with NO ground, NO base and NO platform under it — transparent background. Rotate ONLY</w:t>
+      </w:r>
+      <w:r>
+        <w:br/>
+      </w:r>
+      <w:r>
+        <w:rPr>
+          <w:rFonts w:ascii="Consolas" w:hAnsi="Consolas" w:cs="Consolas"/>
+          <w:sz w:val="17"/>
+        </w:rPr>
+        <w:t xml:space="preserve">the creature on the spot so that it now faces the LOWER-RIGHT of the frame: three-quarter FRONT view, its head/front toward the viewer and to the right. Nothing else changes.</w:t>
       </w:r>
     </w:p>
     <w:p>
@@ -3250,37 +3290,37 @@
           <w:rFonts w:ascii="Consolas" w:hAnsi="Consolas" w:cs="Consolas"/>
           <w:sz w:val="17"/>
         </w:rPr>
-        <w:t xml:space="preserve">Use the previous image as the exact reference for the creature and its ground patch: the same creature (same</w:t>
-      </w:r>
-      <w:r>
-        <w:br/>
-      </w:r>
-      <w:r>
-        <w:rPr>
-          <w:rFonts w:ascii="Consolas" w:hAnsi="Consolas" w:cs="Consolas"/>
-          <w:sz w:val="17"/>
-        </w:rPr>
-        <w:t xml:space="preserve">proportions, colours, materials, damage, accessories), the same ground patch, the same size in the frame, the same</w:t>
-      </w:r>
-      <w:r>
-        <w:br/>
-      </w:r>
-      <w:r>
-        <w:rPr>
-          <w:rFonts w:ascii="Consolas" w:hAnsi="Consolas" w:cs="Consolas"/>
-          <w:sz w:val="17"/>
-        </w:rPr>
-        <w:t xml:space="preserve">camera height and the same light from the upper-left of the image. Rotate ONLY the creature with its ground patch on the</w:t>
-      </w:r>
-      <w:r>
-        <w:br/>
-      </w:r>
-      <w:r>
-        <w:rPr>
-          <w:rFonts w:ascii="Consolas" w:hAnsi="Consolas" w:cs="Consolas"/>
-          <w:sz w:val="17"/>
-        </w:rPr>
-        <w:t xml:space="preserve">spot so that it now faces the UPPER-RIGHT of the frame: three-quarter BACK view, we see its back/shell and the back of the head, it walks away to the right. Nothing else changes.</w:t>
+        <w:t xml:space="preserve">Use the previous image as the exact reference for the creature: the same creature (same proportions, colours,</w:t>
+      </w:r>
+      <w:r>
+        <w:br/>
+      </w:r>
+      <w:r>
+        <w:rPr>
+          <w:rFonts w:ascii="Consolas" w:hAnsi="Consolas" w:cs="Consolas"/>
+          <w:sz w:val="17"/>
+        </w:rPr>
+        <w:t xml:space="preserve">materials, damage, accessories), the same size in the frame, the same camera height and the same light from the</w:t>
+      </w:r>
+      <w:r>
+        <w:br/>
+      </w:r>
+      <w:r>
+        <w:rPr>
+          <w:rFonts w:ascii="Consolas" w:hAnsi="Consolas" w:cs="Consolas"/>
+          <w:sz w:val="17"/>
+        </w:rPr>
+        <w:t xml:space="preserve">upper-left of the image, still with NO ground, NO base and NO platform under it — transparent background. Rotate ONLY</w:t>
+      </w:r>
+      <w:r>
+        <w:br/>
+      </w:r>
+      <w:r>
+        <w:rPr>
+          <w:rFonts w:ascii="Consolas" w:hAnsi="Consolas" w:cs="Consolas"/>
+          <w:sz w:val="17"/>
+        </w:rPr>
+        <w:t xml:space="preserve">the creature on the spot so that it now faces the UPPER-RIGHT of the frame: three-quarter BACK view, we see its back/shell and the back of the head, it walks away to the right. Nothing else changes.</w:t>
       </w:r>
     </w:p>
     <w:p>
@@ -3303,37 +3343,37 @@
           <w:rFonts w:ascii="Consolas" w:hAnsi="Consolas" w:cs="Consolas"/>
           <w:sz w:val="17"/>
         </w:rPr>
-        <w:t xml:space="preserve">Use the previous image as the exact reference for the creature and its ground patch: the same creature (same</w:t>
-      </w:r>
-      <w:r>
-        <w:br/>
-      </w:r>
-      <w:r>
-        <w:rPr>
-          <w:rFonts w:ascii="Consolas" w:hAnsi="Consolas" w:cs="Consolas"/>
-          <w:sz w:val="17"/>
-        </w:rPr>
-        <w:t xml:space="preserve">proportions, colours, materials, damage, accessories), the same ground patch, the same size in the frame, the same</w:t>
-      </w:r>
-      <w:r>
-        <w:br/>
-      </w:r>
-      <w:r>
-        <w:rPr>
-          <w:rFonts w:ascii="Consolas" w:hAnsi="Consolas" w:cs="Consolas"/>
-          <w:sz w:val="17"/>
-        </w:rPr>
-        <w:t xml:space="preserve">camera height and the same light from the upper-left of the image. Rotate ONLY the creature with its ground patch on the</w:t>
-      </w:r>
-      <w:r>
-        <w:br/>
-      </w:r>
-      <w:r>
-        <w:rPr>
-          <w:rFonts w:ascii="Consolas" w:hAnsi="Consolas" w:cs="Consolas"/>
-          <w:sz w:val="17"/>
-        </w:rPr>
-        <w:t xml:space="preserve">spot so that it now faces the UPPER-LEFT of the frame: three-quarter BACK view, we see its back/shell and the back of the head, it walks away to the left. Nothing else changes.</w:t>
+        <w:t xml:space="preserve">Use the previous image as the exact reference for the creature: the same creature (same proportions, colours,</w:t>
+      </w:r>
+      <w:r>
+        <w:br/>
+      </w:r>
+      <w:r>
+        <w:rPr>
+          <w:rFonts w:ascii="Consolas" w:hAnsi="Consolas" w:cs="Consolas"/>
+          <w:sz w:val="17"/>
+        </w:rPr>
+        <w:t xml:space="preserve">materials, damage, accessories), the same size in the frame, the same camera height and the same light from the</w:t>
+      </w:r>
+      <w:r>
+        <w:br/>
+      </w:r>
+      <w:r>
+        <w:rPr>
+          <w:rFonts w:ascii="Consolas" w:hAnsi="Consolas" w:cs="Consolas"/>
+          <w:sz w:val="17"/>
+        </w:rPr>
+        <w:t xml:space="preserve">upper-left of the image, still with NO ground, NO base and NO platform under it — transparent background. Rotate ONLY</w:t>
+      </w:r>
+      <w:r>
+        <w:br/>
+      </w:r>
+      <w:r>
+        <w:rPr>
+          <w:rFonts w:ascii="Consolas" w:hAnsi="Consolas" w:cs="Consolas"/>
+          <w:sz w:val="17"/>
+        </w:rPr>
+        <w:t xml:space="preserve">the creature on the spot so that it now faces the UPPER-LEFT of the frame: three-quarter BACK view, we see its back/shell and the back of the head, it walks away to the left. Nothing else changes.</w:t>
       </w:r>
     </w:p>
     <w:p>
@@ -3356,7 +3396,7 @@
           <w:rFonts w:ascii="Consolas" w:hAnsi="Consolas" w:cs="Consolas"/>
           <w:sz w:val="17"/>
         </w:rPr>
-        <w:t xml:space="preserve">CREATURE: a very tall gaunt hunter (about three times human height) in a long tattered black cloak, the face hidden by a hood and a cracked bone mask; long thin arms; a cage-lantern on the belt with writhing shadow shapes trapped inside; a coiled net over one shoulder. GROUND: a patch of broken cobblestones with a fallen roof tile and a rusted gate fragment. ACCENT GLOW: cold pale-blue light from the cage-lantern.</w:t>
+        <w:t xml:space="preserve">CREATURE: a very tall gaunt hunter (about three times human height) in a long tattered black cloak, the face hidden by a hood and a cracked bone mask; long thin arms; a cage-lantern on the belt with writhing shadow shapes trapped inside; a coiled net over one shoulder. ACCENT GLOW: cold pale-blue light from the cage-lantern.</w:t>
       </w:r>
       <w:r>
         <w:br/>
@@ -3386,17 +3426,27 @@
           <w:rFonts w:ascii="Consolas" w:hAnsi="Consolas" w:cs="Consolas"/>
           <w:sz w:val="17"/>
         </w:rPr>
-        <w:t xml:space="preserve">upper-right facing (back view), bottom-left — upper-left facing (back view). Same creature, same ground patch, same scale,</w:t>
-      </w:r>
-      <w:r>
-        <w:br/>
-      </w:r>
-      <w:r>
-        <w:rPr>
-          <w:rFonts w:ascii="Consolas" w:hAnsi="Consolas" w:cs="Consolas"/>
-          <w:sz w:val="17"/>
-        </w:rPr>
-        <w:t xml:space="preserve">same camera, light always from the upper-left. No grid lines, no labels.</w:t>
+        <w:t xml:space="preserve">upper-right facing (back view), bottom-left — upper-left facing (back view). Same creature, same scale, same camera,</w:t>
+      </w:r>
+      <w:r>
+        <w:br/>
+      </w:r>
+      <w:r>
+        <w:rPr>
+          <w:rFonts w:ascii="Consolas" w:hAnsi="Consolas" w:cs="Consolas"/>
+          <w:sz w:val="17"/>
+        </w:rPr>
+        <w:t xml:space="preserve">light always from the upper-left. ONLY the creature in every cell — NO ground, NO base, NO platform under it.</w:t>
+      </w:r>
+      <w:r>
+        <w:br/>
+      </w:r>
+      <w:r>
+        <w:rPr>
+          <w:rFonts w:ascii="Consolas" w:hAnsi="Consolas" w:cs="Consolas"/>
+          <w:sz w:val="17"/>
+        </w:rPr>
+        <w:t xml:space="preserve">No grid lines, no labels.</w:t>
       </w:r>
     </w:p>
     <w:p>
@@ -4216,7 +4266,7 @@
           <w:rFonts w:ascii="Consolas" w:hAnsi="Consolas" w:cs="Consolas"/>
           <w:sz w:val="17"/>
         </w:rPr>
-        <w:t xml:space="preserve">CREATURE: a monstrous insect-like queen as long as a bus: a segmented many-legged body armoured with shards of broken glass, shop-window panes and cracked car headlights; a crown of sharp glass spikes on its head; a few tiny glass crawlers by its legs. GROUND: a patch of cracked asphalt with a broken kerb, scattered glass and a bent street-lamp base. ACCENT GLOW: cold teal reflections inside the glass armour.</w:t>
+        <w:t xml:space="preserve">CREATURE: a monstrous insect-like queen as long as a bus: a segmented many-legged body armoured with shards of broken glass, shop-window panes and cracked car headlights; a crown of sharp glass spikes on its head; a few tiny glass crawlers by its legs. ACCENT GLOW: cold teal reflections inside the glass armour.</w:t>
       </w:r>
       <w:r>
         <w:br/>
@@ -4249,37 +4299,37 @@
           <w:rFonts w:ascii="Consolas" w:hAnsi="Consolas" w:cs="Consolas"/>
           <w:sz w:val="17"/>
         </w:rPr>
-        <w:t xml:space="preserve">Use the previous image as the exact reference for the creature and its ground patch: the same creature (same</w:t>
-      </w:r>
-      <w:r>
-        <w:br/>
-      </w:r>
-      <w:r>
-        <w:rPr>
-          <w:rFonts w:ascii="Consolas" w:hAnsi="Consolas" w:cs="Consolas"/>
-          <w:sz w:val="17"/>
-        </w:rPr>
-        <w:t xml:space="preserve">proportions, colours, materials, damage, accessories), the same ground patch, the same size in the frame, the same</w:t>
-      </w:r>
-      <w:r>
-        <w:br/>
-      </w:r>
-      <w:r>
-        <w:rPr>
-          <w:rFonts w:ascii="Consolas" w:hAnsi="Consolas" w:cs="Consolas"/>
-          <w:sz w:val="17"/>
-        </w:rPr>
-        <w:t xml:space="preserve">camera height and the same light from the upper-left of the image. Rotate ONLY the creature with its ground patch on the</w:t>
-      </w:r>
-      <w:r>
-        <w:br/>
-      </w:r>
-      <w:r>
-        <w:rPr>
-          <w:rFonts w:ascii="Consolas" w:hAnsi="Consolas" w:cs="Consolas"/>
-          <w:sz w:val="17"/>
-        </w:rPr>
-        <w:t xml:space="preserve">spot so that it now faces the LOWER-RIGHT of the frame: three-quarter FRONT view, its head/front toward the viewer and to the right. Nothing else changes.</w:t>
+        <w:t xml:space="preserve">Use the previous image as the exact reference for the creature: the same creature (same proportions, colours,</w:t>
+      </w:r>
+      <w:r>
+        <w:br/>
+      </w:r>
+      <w:r>
+        <w:rPr>
+          <w:rFonts w:ascii="Consolas" w:hAnsi="Consolas" w:cs="Consolas"/>
+          <w:sz w:val="17"/>
+        </w:rPr>
+        <w:t xml:space="preserve">materials, damage, accessories), the same size in the frame, the same camera height and the same light from the</w:t>
+      </w:r>
+      <w:r>
+        <w:br/>
+      </w:r>
+      <w:r>
+        <w:rPr>
+          <w:rFonts w:ascii="Consolas" w:hAnsi="Consolas" w:cs="Consolas"/>
+          <w:sz w:val="17"/>
+        </w:rPr>
+        <w:t xml:space="preserve">upper-left of the image, still with NO ground, NO base and NO platform under it — transparent background. Rotate ONLY</w:t>
+      </w:r>
+      <w:r>
+        <w:br/>
+      </w:r>
+      <w:r>
+        <w:rPr>
+          <w:rFonts w:ascii="Consolas" w:hAnsi="Consolas" w:cs="Consolas"/>
+          <w:sz w:val="17"/>
+        </w:rPr>
+        <w:t xml:space="preserve">the creature on the spot so that it now faces the LOWER-RIGHT of the frame: three-quarter FRONT view, its head/front toward the viewer and to the right. Nothing else changes.</w:t>
       </w:r>
     </w:p>
     <w:p>
@@ -4302,37 +4352,37 @@
           <w:rFonts w:ascii="Consolas" w:hAnsi="Consolas" w:cs="Consolas"/>
           <w:sz w:val="17"/>
         </w:rPr>
-        <w:t xml:space="preserve">Use the previous image as the exact reference for the creature and its ground patch: the same creature (same</w:t>
-      </w:r>
-      <w:r>
-        <w:br/>
-      </w:r>
-      <w:r>
-        <w:rPr>
-          <w:rFonts w:ascii="Consolas" w:hAnsi="Consolas" w:cs="Consolas"/>
-          <w:sz w:val="17"/>
-        </w:rPr>
-        <w:t xml:space="preserve">proportions, colours, materials, damage, accessories), the same ground patch, the same size in the frame, the same</w:t>
-      </w:r>
-      <w:r>
-        <w:br/>
-      </w:r>
-      <w:r>
-        <w:rPr>
-          <w:rFonts w:ascii="Consolas" w:hAnsi="Consolas" w:cs="Consolas"/>
-          <w:sz w:val="17"/>
-        </w:rPr>
-        <w:t xml:space="preserve">camera height and the same light from the upper-left of the image. Rotate ONLY the creature with its ground patch on the</w:t>
-      </w:r>
-      <w:r>
-        <w:br/>
-      </w:r>
-      <w:r>
-        <w:rPr>
-          <w:rFonts w:ascii="Consolas" w:hAnsi="Consolas" w:cs="Consolas"/>
-          <w:sz w:val="17"/>
-        </w:rPr>
-        <w:t xml:space="preserve">spot so that it now faces the UPPER-RIGHT of the frame: three-quarter BACK view, we see its back/shell and the back of the head, it walks away to the right. Nothing else changes.</w:t>
+        <w:t xml:space="preserve">Use the previous image as the exact reference for the creature: the same creature (same proportions, colours,</w:t>
+      </w:r>
+      <w:r>
+        <w:br/>
+      </w:r>
+      <w:r>
+        <w:rPr>
+          <w:rFonts w:ascii="Consolas" w:hAnsi="Consolas" w:cs="Consolas"/>
+          <w:sz w:val="17"/>
+        </w:rPr>
+        <w:t xml:space="preserve">materials, damage, accessories), the same size in the frame, the same camera height and the same light from the</w:t>
+      </w:r>
+      <w:r>
+        <w:br/>
+      </w:r>
+      <w:r>
+        <w:rPr>
+          <w:rFonts w:ascii="Consolas" w:hAnsi="Consolas" w:cs="Consolas"/>
+          <w:sz w:val="17"/>
+        </w:rPr>
+        <w:t xml:space="preserve">upper-left of the image, still with NO ground, NO base and NO platform under it — transparent background. Rotate ONLY</w:t>
+      </w:r>
+      <w:r>
+        <w:br/>
+      </w:r>
+      <w:r>
+        <w:rPr>
+          <w:rFonts w:ascii="Consolas" w:hAnsi="Consolas" w:cs="Consolas"/>
+          <w:sz w:val="17"/>
+        </w:rPr>
+        <w:t xml:space="preserve">the creature on the spot so that it now faces the UPPER-RIGHT of the frame: three-quarter BACK view, we see its back/shell and the back of the head, it walks away to the right. Nothing else changes.</w:t>
       </w:r>
     </w:p>
     <w:p>
@@ -4355,37 +4405,37 @@
           <w:rFonts w:ascii="Consolas" w:hAnsi="Consolas" w:cs="Consolas"/>
           <w:sz w:val="17"/>
         </w:rPr>
-        <w:t xml:space="preserve">Use the previous image as the exact reference for the creature and its ground patch: the same creature (same</w:t>
-      </w:r>
-      <w:r>
-        <w:br/>
-      </w:r>
-      <w:r>
-        <w:rPr>
-          <w:rFonts w:ascii="Consolas" w:hAnsi="Consolas" w:cs="Consolas"/>
-          <w:sz w:val="17"/>
-        </w:rPr>
-        <w:t xml:space="preserve">proportions, colours, materials, damage, accessories), the same ground patch, the same size in the frame, the same</w:t>
-      </w:r>
-      <w:r>
-        <w:br/>
-      </w:r>
-      <w:r>
-        <w:rPr>
-          <w:rFonts w:ascii="Consolas" w:hAnsi="Consolas" w:cs="Consolas"/>
-          <w:sz w:val="17"/>
-        </w:rPr>
-        <w:t xml:space="preserve">camera height and the same light from the upper-left of the image. Rotate ONLY the creature with its ground patch on the</w:t>
-      </w:r>
-      <w:r>
-        <w:br/>
-      </w:r>
-      <w:r>
-        <w:rPr>
-          <w:rFonts w:ascii="Consolas" w:hAnsi="Consolas" w:cs="Consolas"/>
-          <w:sz w:val="17"/>
-        </w:rPr>
-        <w:t xml:space="preserve">spot so that it now faces the UPPER-LEFT of the frame: three-quarter BACK view, we see its back/shell and the back of the head, it walks away to the left. Nothing else changes.</w:t>
+        <w:t xml:space="preserve">Use the previous image as the exact reference for the creature: the same creature (same proportions, colours,</w:t>
+      </w:r>
+      <w:r>
+        <w:br/>
+      </w:r>
+      <w:r>
+        <w:rPr>
+          <w:rFonts w:ascii="Consolas" w:hAnsi="Consolas" w:cs="Consolas"/>
+          <w:sz w:val="17"/>
+        </w:rPr>
+        <w:t xml:space="preserve">materials, damage, accessories), the same size in the frame, the same camera height and the same light from the</w:t>
+      </w:r>
+      <w:r>
+        <w:br/>
+      </w:r>
+      <w:r>
+        <w:rPr>
+          <w:rFonts w:ascii="Consolas" w:hAnsi="Consolas" w:cs="Consolas"/>
+          <w:sz w:val="17"/>
+        </w:rPr>
+        <w:t xml:space="preserve">upper-left of the image, still with NO ground, NO base and NO platform under it — transparent background. Rotate ONLY</w:t>
+      </w:r>
+      <w:r>
+        <w:br/>
+      </w:r>
+      <w:r>
+        <w:rPr>
+          <w:rFonts w:ascii="Consolas" w:hAnsi="Consolas" w:cs="Consolas"/>
+          <w:sz w:val="17"/>
+        </w:rPr>
+        <w:t xml:space="preserve">the creature on the spot so that it now faces the UPPER-LEFT of the frame: three-quarter BACK view, we see its back/shell and the back of the head, it walks away to the left. Nothing else changes.</w:t>
       </w:r>
     </w:p>
     <w:p>
@@ -4408,7 +4458,7 @@
           <w:rFonts w:ascii="Consolas" w:hAnsi="Consolas" w:cs="Consolas"/>
           <w:sz w:val="17"/>
         </w:rPr>
-        <w:t xml:space="preserve">CREATURE: a monstrous insect-like queen as long as a bus: a segmented many-legged body armoured with shards of broken glass, shop-window panes and cracked car headlights; a crown of sharp glass spikes on its head; a few tiny glass crawlers by its legs. GROUND: a patch of cracked asphalt with a broken kerb, scattered glass and a bent street-lamp base. ACCENT GLOW: cold teal reflections inside the glass armour.</w:t>
+        <w:t xml:space="preserve">CREATURE: a monstrous insect-like queen as long as a bus: a segmented many-legged body armoured with shards of broken glass, shop-window panes and cracked car headlights; a crown of sharp glass spikes on its head; a few tiny glass crawlers by its legs. ACCENT GLOW: cold teal reflections inside the glass armour.</w:t>
       </w:r>
       <w:r>
         <w:br/>
@@ -4438,17 +4488,27 @@
           <w:rFonts w:ascii="Consolas" w:hAnsi="Consolas" w:cs="Consolas"/>
           <w:sz w:val="17"/>
         </w:rPr>
-        <w:t xml:space="preserve">upper-right facing (back view), bottom-left — upper-left facing (back view). Same creature, same ground patch, same scale,</w:t>
-      </w:r>
-      <w:r>
-        <w:br/>
-      </w:r>
-      <w:r>
-        <w:rPr>
-          <w:rFonts w:ascii="Consolas" w:hAnsi="Consolas" w:cs="Consolas"/>
-          <w:sz w:val="17"/>
-        </w:rPr>
-        <w:t xml:space="preserve">same camera, light always from the upper-left. No grid lines, no labels.</w:t>
+        <w:t xml:space="preserve">upper-right facing (back view), bottom-left — upper-left facing (back view). Same creature, same scale, same camera,</w:t>
+      </w:r>
+      <w:r>
+        <w:br/>
+      </w:r>
+      <w:r>
+        <w:rPr>
+          <w:rFonts w:ascii="Consolas" w:hAnsi="Consolas" w:cs="Consolas"/>
+          <w:sz w:val="17"/>
+        </w:rPr>
+        <w:t xml:space="preserve">light always from the upper-left. ONLY the creature in every cell — NO ground, NO base, NO platform under it.</w:t>
+      </w:r>
+      <w:r>
+        <w:br/>
+      </w:r>
+      <w:r>
+        <w:rPr>
+          <w:rFonts w:ascii="Consolas" w:hAnsi="Consolas" w:cs="Consolas"/>
+          <w:sz w:val="17"/>
+        </w:rPr>
+        <w:t xml:space="preserve">No grid lines, no labels.</w:t>
       </w:r>
     </w:p>
     <w:p>
